--- a/01-Documents/02-Docs/AI-Idea-Forge-One-Pager.docx
+++ b/01-Documents/02-Docs/AI-Idea-Forge-One-Pager.docx
@@ -11,29 +11,14 @@
       <w:bookmarkStart w:id="2" w:name="_Toc318188327"/>
       <w:bookmarkStart w:id="3" w:name="_Toc318189312"/>
       <w:bookmarkStart w:id="4" w:name="_Toc321147011"/>
-    </w:p>
-    <w:p>
-      <w:pPr>
-        <w:pStyle w:val="Photo"/>
-      </w:pPr>
-    </w:p>
-    <w:p>
-      <w:pPr>
-        <w:pStyle w:val="Photo"/>
-      </w:pPr>
-    </w:p>
-    <w:p>
-      <w:pPr>
-        <w:pStyle w:val="Photo"/>
-      </w:pPr>
       <w:r>
         <w:rPr>
           <w:noProof/>
         </w:rPr>
         <w:drawing>
-          <wp:inline distT="0" distB="0" distL="0" distR="0" wp14:anchorId="669F865B" wp14:editId="42913FDD">
-            <wp:extent cx="5648325" cy="6524625"/>
-            <wp:effectExtent l="0" t="0" r="9525" b="9525"/>
+          <wp:inline distT="0" distB="0" distL="0" distR="0" wp14:anchorId="669F865B" wp14:editId="2041D93D">
+            <wp:extent cx="4448175" cy="5138280"/>
+            <wp:effectExtent l="0" t="0" r="0" b="5715"/>
             <wp:docPr id="22" name="Picture 1"/>
             <wp:cNvGraphicFramePr>
               <a:graphicFrameLocks xmlns:a="http://schemas.openxmlformats.org/drawingml/2006/main" noChangeAspect="1"/>
@@ -48,7 +33,7 @@
                     </pic:cNvPicPr>
                   </pic:nvPicPr>
                   <pic:blipFill>
-                    <a:blip r:embed="rId7">
+                    <a:blip r:embed="rId7" cstate="print">
                       <a:extLst>
                         <a:ext uri="{28A0092B-C50C-407E-A947-70E740481C1C}">
                           <a14:useLocalDpi xmlns:a14="http://schemas.microsoft.com/office/drawing/2010/main" val="0"/>
@@ -62,7 +47,7 @@
                   <pic:spPr bwMode="auto">
                     <a:xfrm>
                       <a:off x="0" y="0"/>
-                      <a:ext cx="5648325" cy="6524625"/>
+                      <a:ext cx="4455154" cy="5146342"/>
                     </a:xfrm>
                     <a:prstGeom prst="rect">
                       <a:avLst/>
@@ -88,11 +73,298 @@
     <w:p>
       <w:pPr>
         <w:pStyle w:val="Title"/>
-      </w:pPr>
-    </w:p>
-    <w:p>
-      <w:pPr>
-        <w:pStyle w:val="ContactInfo"/>
+        <w:rPr>
+          <w:b/>
+          <w:bCs/>
+          <w:i/>
+          <w:iCs/>
+          <w:sz w:val="22"/>
+        </w:rPr>
+      </w:pPr>
+      <w:r>
+        <w:rPr>
+          <w:b/>
+          <w:bCs/>
+          <w:i/>
+          <w:iCs/>
+          <w:sz w:val="22"/>
+        </w:rPr>
+        <w:t>Group 8 Members</w:t>
+      </w:r>
+    </w:p>
+    <w:p>
+      <w:pPr>
+        <w:pStyle w:val="Title"/>
+        <w:rPr>
+          <w:sz w:val="32"/>
+          <w:szCs w:val="32"/>
+        </w:rPr>
+      </w:pPr>
+      <w:hyperlink r:id="rId8" w:history="1">
+        <w:r>
+          <w:rPr>
+            <w:rStyle w:val="Hyperlink"/>
+            <w:sz w:val="32"/>
+            <w:szCs w:val="32"/>
+          </w:rPr>
+          <w:t>Shwetha K M</w:t>
+        </w:r>
+      </w:hyperlink>
+      <w:r>
+        <w:rPr>
+          <w:sz w:val="32"/>
+          <w:szCs w:val="32"/>
+        </w:rPr>
+        <w:t xml:space="preserve"> </w:t>
+      </w:r>
+    </w:p>
+    <w:p>
+      <w:pPr>
+        <w:pStyle w:val="Title"/>
+        <w:rPr>
+          <w:rStyle w:val="Hyperlink"/>
+          <w:color w:val="007789" w:themeColor="accent1" w:themeShade="BF"/>
+          <w:sz w:val="32"/>
+          <w:szCs w:val="32"/>
+          <w:u w:val="none"/>
+        </w:rPr>
+      </w:pPr>
+      <w:hyperlink r:id="rId9" w:history="1">
+        <w:r>
+          <w:rPr>
+            <w:rStyle w:val="Hyperlink"/>
+            <w:sz w:val="32"/>
+            <w:szCs w:val="32"/>
+          </w:rPr>
+          <w:t>Avinash Rajendran</w:t>
+        </w:r>
+      </w:hyperlink>
+      <w:r>
+        <w:rPr>
+          <w:b/>
+          <w:bCs/>
+          <w:sz w:val="32"/>
+          <w:szCs w:val="32"/>
+          <w:lang w:val="en-IN"/>
+        </w:rPr>
+        <w:fldChar w:fldCharType="begin"/>
+      </w:r>
+      <w:r>
+        <w:rPr>
+          <w:b/>
+          <w:bCs/>
+          <w:sz w:val="32"/>
+          <w:szCs w:val="32"/>
+          <w:lang w:val="en-IN"/>
+        </w:rPr>
+        <w:instrText>HYPERLINK "https://www.linkedin.com/in/munawwar-patel-48811022/"</w:instrText>
+      </w:r>
+      <w:r>
+        <w:rPr>
+          <w:b/>
+          <w:bCs/>
+          <w:sz w:val="32"/>
+          <w:szCs w:val="32"/>
+          <w:lang w:val="en-IN"/>
+        </w:rPr>
+      </w:r>
+      <w:r>
+        <w:rPr>
+          <w:b/>
+          <w:bCs/>
+          <w:sz w:val="32"/>
+          <w:szCs w:val="32"/>
+          <w:lang w:val="en-IN"/>
+        </w:rPr>
+        <w:fldChar w:fldCharType="separate"/>
+      </w:r>
+    </w:p>
+    <w:p>
+      <w:pPr>
+        <w:pStyle w:val="Title"/>
+        <w:rPr>
+          <w:rStyle w:val="Hyperlink"/>
+          <w:b/>
+          <w:bCs/>
+          <w:color w:val="007789" w:themeColor="accent1" w:themeShade="BF"/>
+          <w:sz w:val="32"/>
+          <w:szCs w:val="32"/>
+          <w:u w:val="none"/>
+          <w:lang w:val="en-IN"/>
+        </w:rPr>
+      </w:pPr>
+      <w:r>
+        <w:rPr>
+          <w:rStyle w:val="Hyperlink"/>
+          <w:b/>
+          <w:bCs/>
+          <w:sz w:val="32"/>
+          <w:szCs w:val="32"/>
+          <w:lang w:val="en-IN"/>
+        </w:rPr>
+        <w:t>Munawwar Patel</w:t>
+      </w:r>
+      <w:r>
+        <w:rPr>
+          <w:b/>
+          <w:bCs/>
+          <w:sz w:val="32"/>
+          <w:szCs w:val="32"/>
+          <w:lang w:val="en-IN"/>
+        </w:rPr>
+        <w:fldChar w:fldCharType="end"/>
+      </w:r>
+      <w:r>
+        <w:rPr>
+          <w:sz w:val="32"/>
+          <w:szCs w:val="32"/>
+          <w:lang w:val="en-IN"/>
+        </w:rPr>
+        <w:fldChar w:fldCharType="begin"/>
+      </w:r>
+      <w:r>
+        <w:rPr>
+          <w:sz w:val="32"/>
+          <w:szCs w:val="32"/>
+          <w:lang w:val="en-IN"/>
+        </w:rPr>
+        <w:instrText>HYPERLINK "https://www.linkedin.com/in/kumarsujit/"</w:instrText>
+      </w:r>
+      <w:r>
+        <w:rPr>
+          <w:sz w:val="32"/>
+          <w:szCs w:val="32"/>
+          <w:lang w:val="en-IN"/>
+        </w:rPr>
+      </w:r>
+      <w:r>
+        <w:rPr>
+          <w:sz w:val="32"/>
+          <w:szCs w:val="32"/>
+          <w:lang w:val="en-IN"/>
+        </w:rPr>
+        <w:fldChar w:fldCharType="separate"/>
+      </w:r>
+    </w:p>
+    <w:p>
+      <w:pPr>
+        <w:pStyle w:val="Title"/>
+        <w:rPr>
+          <w:rStyle w:val="Hyperlink"/>
+          <w:b/>
+          <w:bCs/>
+          <w:sz w:val="32"/>
+          <w:szCs w:val="32"/>
+          <w:lang w:val="en-IN"/>
+        </w:rPr>
+      </w:pPr>
+      <w:r>
+        <w:rPr>
+          <w:rStyle w:val="Hyperlink"/>
+          <w:b/>
+          <w:bCs/>
+          <w:sz w:val="32"/>
+          <w:szCs w:val="32"/>
+          <w:lang w:val="en-IN"/>
+        </w:rPr>
+        <w:t>Suj</w:t>
+      </w:r>
+      <w:r>
+        <w:rPr>
+          <w:rStyle w:val="Hyperlink"/>
+          <w:b/>
+          <w:bCs/>
+          <w:sz w:val="32"/>
+          <w:szCs w:val="32"/>
+          <w:lang w:val="en-IN"/>
+        </w:rPr>
+        <w:t>i</w:t>
+      </w:r>
+      <w:r>
+        <w:rPr>
+          <w:rStyle w:val="Hyperlink"/>
+          <w:b/>
+          <w:bCs/>
+          <w:sz w:val="32"/>
+          <w:szCs w:val="32"/>
+          <w:lang w:val="en-IN"/>
+        </w:rPr>
+        <w:t xml:space="preserve">t </w:t>
+      </w:r>
+      <w:proofErr w:type="spellStart"/>
+      <w:r>
+        <w:rPr>
+          <w:rStyle w:val="Hyperlink"/>
+          <w:b/>
+          <w:bCs/>
+          <w:sz w:val="32"/>
+          <w:szCs w:val="32"/>
+          <w:lang w:val="en-IN"/>
+        </w:rPr>
+        <w:t>kumar</w:t>
+      </w:r>
+      <w:proofErr w:type="spellEnd"/>
+    </w:p>
+    <w:p>
+      <w:pPr>
+        <w:pStyle w:val="Title"/>
+        <w:rPr>
+          <w:b/>
+          <w:bCs/>
+          <w:sz w:val="32"/>
+          <w:szCs w:val="32"/>
+          <w:lang w:val="en-IN"/>
+        </w:rPr>
+      </w:pPr>
+      <w:r>
+        <w:rPr>
+          <w:sz w:val="32"/>
+          <w:szCs w:val="32"/>
+        </w:rPr>
+        <w:fldChar w:fldCharType="end"/>
+      </w:r>
+      <w:r>
+        <w:rPr>
+          <w:rFonts w:ascii="Segoe UI" w:eastAsia="Times New Roman" w:hAnsi="Segoe UI" w:cs="Segoe UI"/>
+          <w:b/>
+          <w:bCs/>
+          <w:caps/>
+          <w:color w:val="auto"/>
+          <w:sz w:val="32"/>
+          <w:szCs w:val="32"/>
+          <w:lang w:val="en-IN" w:eastAsia="en-IN"/>
+        </w:rPr>
+        <w:t xml:space="preserve"> </w:t>
+      </w:r>
+      <w:hyperlink r:id="rId10" w:history="1">
+        <w:r>
+          <w:rPr>
+            <w:rStyle w:val="Hyperlink"/>
+            <w:b/>
+            <w:bCs/>
+            <w:sz w:val="32"/>
+            <w:szCs w:val="32"/>
+            <w:lang w:val="en-IN"/>
+          </w:rPr>
+          <w:t>Ayur Raj</w:t>
+        </w:r>
+      </w:hyperlink>
+    </w:p>
+    <w:p>
+      <w:pPr>
+        <w:pStyle w:val="Title"/>
+        <w:rPr>
+          <w:b/>
+          <w:bCs/>
+          <w:sz w:val="32"/>
+          <w:szCs w:val="32"/>
+          <w:lang w:val="en-IN"/>
+        </w:rPr>
+      </w:pPr>
+    </w:p>
+    <w:p>
+      <w:pPr>
+        <w:pStyle w:val="Title"/>
       </w:pPr>
       <w:r>
         <w:br w:type="page"/>
@@ -184,7 +456,7 @@
           <w:lang w:val="en-IN"/>
         </w:rPr>
         <w:pict w14:anchorId="18C8E1A4">
-          <v:rect id="_x0000_i1085" style="width:0;height:1.5pt" o:hralign="center" o:hrstd="t" o:hr="t" fillcolor="#a0a0a0" stroked="f"/>
+          <v:rect id="_x0000_i1025" style="width:0;height:1.5pt" o:hralign="center" o:hrstd="t" o:hr="t" fillcolor="#a0a0a0" stroked="f"/>
         </w:pict>
       </w:r>
     </w:p>
@@ -243,7 +515,7 @@
           <w:lang w:val="en-IN"/>
         </w:rPr>
         <w:pict w14:anchorId="22F95EC3">
-          <v:rect id="_x0000_i1087" style="width:0;height:1.5pt" o:hralign="center" o:hrstd="t" o:hr="t" fillcolor="#a0a0a0" stroked="f"/>
+          <v:rect id="_x0000_i1026" style="width:0;height:1.5pt" o:hralign="center" o:hrstd="t" o:hr="t" fillcolor="#a0a0a0" stroked="f"/>
         </w:pict>
       </w:r>
     </w:p>
@@ -301,7 +573,7 @@
           <w:lang w:val="en-IN"/>
         </w:rPr>
         <w:pict w14:anchorId="48FA4867">
-          <v:rect id="_x0000_i1128" style="width:0;height:1.5pt" o:hralign="center" o:hrstd="t" o:hr="t" fillcolor="#a0a0a0" stroked="f"/>
+          <v:rect id="_x0000_i1027" style="width:0;height:1.5pt" o:hralign="center" o:hrstd="t" o:hr="t" fillcolor="#a0a0a0" stroked="f"/>
         </w:pict>
       </w:r>
     </w:p>
@@ -519,7 +791,7 @@
           <w:lang w:val="en-IN"/>
         </w:rPr>
         <w:pict w14:anchorId="483477B5">
-          <v:rect id="_x0000_i1132" style="width:0;height:1.5pt" o:hralign="center" o:hrstd="t" o:hr="t" fillcolor="#a0a0a0" stroked="f"/>
+          <v:rect id="_x0000_i1028" style="width:0;height:1.5pt" o:hralign="center" o:hrstd="t" o:hr="t" fillcolor="#a0a0a0" stroked="f"/>
         </w:pict>
       </w:r>
     </w:p>
@@ -537,6 +809,24 @@
           <w:color w:val="007789" w:themeColor="accent1" w:themeShade="BF"/>
           <w:sz w:val="32"/>
         </w:rPr>
+        <w:br w:type="page"/>
+      </w:r>
+    </w:p>
+    <w:p>
+      <w:pPr>
+        <w:rPr>
+          <w:rFonts w:asciiTheme="majorHAnsi" w:eastAsiaTheme="majorEastAsia" w:hAnsiTheme="majorHAnsi" w:cstheme="majorBidi"/>
+          <w:color w:val="007789" w:themeColor="accent1" w:themeShade="BF"/>
+          <w:sz w:val="32"/>
+        </w:rPr>
+      </w:pPr>
+      <w:r>
+        <w:rPr>
+          <w:rFonts w:asciiTheme="majorHAnsi" w:eastAsiaTheme="majorEastAsia" w:hAnsiTheme="majorHAnsi" w:cstheme="majorBidi"/>
+          <w:color w:val="007789" w:themeColor="accent1" w:themeShade="BF"/>
+          <w:sz w:val="32"/>
+        </w:rPr>
+        <w:lastRenderedPageBreak/>
         <w:t>Target Users</w:t>
       </w:r>
     </w:p>
@@ -555,7 +845,6 @@
         <w:rPr>
           <w:lang w:val="en-IN"/>
         </w:rPr>
-        <w:lastRenderedPageBreak/>
         <w:t xml:space="preserve">Entrepreneurs </w:t>
       </w:r>
     </w:p>
@@ -646,6 +935,30 @@
         <w:rPr>
           <w:lang w:val="en-IN"/>
         </w:rPr>
+        <w:t xml:space="preserve">Digital </w:t>
+      </w:r>
+      <w:r>
+        <w:rPr>
+          <w:lang w:val="en-IN"/>
+        </w:rPr>
+        <w:t>Marketer</w:t>
+      </w:r>
+    </w:p>
+    <w:p>
+      <w:pPr>
+        <w:numPr>
+          <w:ilvl w:val="0"/>
+          <w:numId w:val="16"/>
+        </w:numPr>
+        <w:spacing w:before="0" w:after="0"/>
+        <w:rPr>
+          <w:lang w:val="en-IN"/>
+        </w:rPr>
+      </w:pPr>
+      <w:r>
+        <w:rPr>
+          <w:lang w:val="en-IN"/>
+        </w:rPr>
         <w:t xml:space="preserve">Students and Capstone Teams </w:t>
       </w:r>
     </w:p>
@@ -660,7 +973,7 @@
           <w:lang w:val="en-IN"/>
         </w:rPr>
         <w:pict w14:anchorId="6480FF9D">
-          <v:rect id="_x0000_i1089" style="width:0;height:1.5pt" o:hralign="center" o:hrstd="t" o:hr="t" fillcolor="#a0a0a0" stroked="f"/>
+          <v:rect id="_x0000_i1029" style="width:0;height:1.5pt" o:hralign="center" o:hrstd="t" o:hr="t" fillcolor="#a0a0a0" stroked="f"/>
         </w:pict>
       </w:r>
     </w:p>
@@ -1151,7 +1464,7 @@
           <w:lang w:val="en-IN"/>
         </w:rPr>
         <w:pict w14:anchorId="41A37C5A">
-          <v:rect id="_x0000_i1092" style="width:0;height:1.5pt" o:hralign="center" o:hrstd="t" o:hr="t" fillcolor="#a0a0a0" stroked="f"/>
+          <v:rect id="_x0000_i1030" style="width:0;height:1.5pt" o:hralign="center" o:hrstd="t" o:hr="t" fillcolor="#a0a0a0" stroked="f"/>
         </w:pict>
       </w:r>
     </w:p>
@@ -1187,7 +1500,7 @@
     </w:p>
     <w:p/>
     <w:sectPr>
-      <w:footerReference w:type="default" r:id="rId8"/>
+      <w:footerReference w:type="default" r:id="rId11"/>
       <w:pgSz w:w="12240" w:h="15840"/>
       <w:pgMar w:top="1728" w:right="1467" w:bottom="1440" w:left="1800" w:header="720" w:footer="720" w:gutter="0"/>
       <w:pgNumType w:start="0"/>
@@ -3625,7 +3938,6 @@
     <w:name w:val="Hyperlink"/>
     <w:basedOn w:val="DefaultParagraphFont"/>
     <w:uiPriority w:val="99"/>
-    <w:semiHidden/>
     <w:unhideWhenUsed/>
     <w:rsid w:val="00C6554A"/>
     <w:rPr>
@@ -4231,6 +4543,18 @@
         </w:tcBorders>
       </w:tcPr>
     </w:tblStylePr>
+  </w:style>
+  <w:style w:type="character" w:styleId="UnresolvedMention">
+    <w:name w:val="Unresolved Mention"/>
+    <w:basedOn w:val="DefaultParagraphFont"/>
+    <w:uiPriority w:val="99"/>
+    <w:semiHidden/>
+    <w:unhideWhenUsed/>
+    <w:rsid w:val="005D2FD5"/>
+    <w:rPr>
+      <w:color w:val="605E5C"/>
+      <w:shd w:val="clear" w:color="auto" w:fill="E1DFDD"/>
+    </w:rPr>
   </w:style>
 </w:styles>
 </file>
